--- a/BE/BE6CE/AJP/AjpCT1.docx
+++ b/BE/BE6CE/AJP/AjpCT1.docx
@@ -205,13 +205,25 @@
         <w:rPr>
           <w:rFonts w:ascii="Times New Roman" w:eastAsia="Times New Roman" w:hAnsi="Times New Roman" w:cs="Times New Roman"/>
         </w:rPr>
-        <w:t>27</w:t>
-      </w:r>
-      <w:r>
-        <w:rPr>
-          <w:rFonts w:ascii="Times New Roman" w:eastAsia="Times New Roman" w:hAnsi="Times New Roman" w:cs="Times New Roman"/>
-        </w:rPr>
-        <w:t>-1-202</w:t>
+        <w:t>16</w:t>
+      </w:r>
+      <w:r>
+        <w:rPr>
+          <w:rFonts w:ascii="Times New Roman" w:eastAsia="Times New Roman" w:hAnsi="Times New Roman" w:cs="Times New Roman"/>
+        </w:rPr>
+        <w:t>-</w:t>
+      </w:r>
+      <w:r>
+        <w:rPr>
+          <w:rFonts w:ascii="Times New Roman" w:eastAsia="Times New Roman" w:hAnsi="Times New Roman" w:cs="Times New Roman"/>
+        </w:rPr>
+        <w:t>03</w:t>
+      </w:r>
+      <w:r>
+        <w:rPr>
+          <w:rFonts w:ascii="Times New Roman" w:eastAsia="Times New Roman" w:hAnsi="Times New Roman" w:cs="Times New Roman"/>
+        </w:rPr>
+        <w:t>-202</w:t>
       </w:r>
       <w:r>
         <w:rPr>
@@ -476,7 +488,7 @@
                 <w:rFonts w:ascii="Times New Roman" w:hAnsi="Times New Roman" w:cs="Times New Roman"/>
                 <w:lang w:val="en-US"/>
               </w:rPr>
-              <w:t>Define</w:t>
+              <w:t>Explain</w:t>
             </w:r>
             <w:proofErr w:type="gramEnd"/>
             <w:r>
@@ -484,7 +496,23 @@
                 <w:rFonts w:ascii="Times New Roman" w:hAnsi="Times New Roman" w:cs="Times New Roman"/>
                 <w:lang w:val="en-US"/>
               </w:rPr>
-              <w:t xml:space="preserve"> computer networks and explain what a socket is.</w:t>
+              <w:t xml:space="preserve"> the JDBC connectivity model and the role of </w:t>
+            </w:r>
+            <w:proofErr w:type="spellStart"/>
+            <w:r>
+              <w:rPr>
+                <w:rFonts w:ascii="Times New Roman" w:hAnsi="Times New Roman" w:cs="Times New Roman"/>
+                <w:lang w:val="en-US"/>
+              </w:rPr>
+              <w:t>DriverManager</w:t>
+            </w:r>
+            <w:proofErr w:type="spellEnd"/>
+            <w:r>
+              <w:rPr>
+                <w:rFonts w:ascii="Times New Roman" w:hAnsi="Times New Roman" w:cs="Times New Roman"/>
+                <w:lang w:val="en-US"/>
+              </w:rPr>
+              <w:t>.</w:t>
             </w:r>
           </w:p>
         </w:tc>
@@ -551,7 +579,7 @@
                 <w:rFonts w:ascii="Times New Roman" w:hAnsi="Times New Roman" w:cs="Times New Roman"/>
                 <w:lang w:val="en-US"/>
               </w:rPr>
-              <w:t>What</w:t>
+              <w:t>Write</w:t>
             </w:r>
             <w:proofErr w:type="gramEnd"/>
             <w:r>
@@ -559,7 +587,23 @@
                 <w:rFonts w:ascii="Times New Roman" w:hAnsi="Times New Roman" w:cs="Times New Roman"/>
                 <w:lang w:val="en-US"/>
               </w:rPr>
-              <w:t xml:space="preserve"> is a TCP/IP client socket?</w:t>
+              <w:t xml:space="preserve"> a JDBC program to connect to a database and execute a SELECT query using </w:t>
+            </w:r>
+            <w:proofErr w:type="spellStart"/>
+            <w:r>
+              <w:rPr>
+                <w:rFonts w:ascii="Times New Roman" w:hAnsi="Times New Roman" w:cs="Times New Roman"/>
+                <w:lang w:val="en-US"/>
+              </w:rPr>
+              <w:t>ResultSet</w:t>
+            </w:r>
+            <w:proofErr w:type="spellEnd"/>
+            <w:r>
+              <w:rPr>
+                <w:rFonts w:ascii="Times New Roman" w:hAnsi="Times New Roman" w:cs="Times New Roman"/>
+                <w:lang w:val="en-US"/>
+              </w:rPr>
+              <w:t>.</w:t>
             </w:r>
           </w:p>
         </w:tc>
@@ -723,7 +767,7 @@
                 <w:rFonts w:ascii="Times New Roman" w:hAnsi="Times New Roman" w:cs="Times New Roman"/>
                 <w:lang w:val="en-US"/>
               </w:rPr>
-              <w:t>Explain</w:t>
+              <w:t>Differentiate</w:t>
             </w:r>
             <w:proofErr w:type="gramEnd"/>
             <w:r>
@@ -731,24 +775,40 @@
                 <w:rFonts w:ascii="Times New Roman" w:hAnsi="Times New Roman" w:cs="Times New Roman"/>
                 <w:lang w:val="en-US"/>
               </w:rPr>
-              <w:t xml:space="preserve"> the structure of a URL and its uses in </w:t>
-            </w:r>
-            <w:proofErr w:type="gramStart"/>
-            <w:r>
-              <w:rPr>
-                <w:rFonts w:ascii="Times New Roman" w:hAnsi="Times New Roman" w:cs="Times New Roman"/>
-                <w:lang w:val="en-US"/>
-              </w:rPr>
-              <w:t>Java.</w:t>
-            </w:r>
-            <w:r>
-              <w:rPr>
-                <w:rFonts w:ascii="Times New Roman" w:hAnsi="Times New Roman" w:cs="Times New Roman"/>
-                <w:lang w:val="en-US"/>
-              </w:rPr>
-              <w:t>.</w:t>
-            </w:r>
-            <w:proofErr w:type="gramEnd"/>
+              <w:t xml:space="preserve"> Statement, </w:t>
+            </w:r>
+            <w:proofErr w:type="spellStart"/>
+            <w:r>
+              <w:rPr>
+                <w:rFonts w:ascii="Times New Roman" w:hAnsi="Times New Roman" w:cs="Times New Roman"/>
+                <w:lang w:val="en-US"/>
+              </w:rPr>
+              <w:t>PreparedStatement</w:t>
+            </w:r>
+            <w:proofErr w:type="spellEnd"/>
+            <w:r>
+              <w:rPr>
+                <w:rFonts w:ascii="Times New Roman" w:hAnsi="Times New Roman" w:cs="Times New Roman"/>
+                <w:lang w:val="en-US"/>
+              </w:rPr>
+              <w:t xml:space="preserve">, and </w:t>
+            </w:r>
+            <w:proofErr w:type="spellStart"/>
+            <w:r>
+              <w:rPr>
+                <w:rFonts w:ascii="Times New Roman" w:hAnsi="Times New Roman" w:cs="Times New Roman"/>
+                <w:lang w:val="en-US"/>
+              </w:rPr>
+              <w:t>CallableStatement</w:t>
+            </w:r>
+            <w:proofErr w:type="spellEnd"/>
+            <w:r>
+              <w:rPr>
+                <w:rFonts w:ascii="Times New Roman" w:hAnsi="Times New Roman" w:cs="Times New Roman"/>
+                <w:lang w:val="en-US"/>
+              </w:rPr>
+              <w:t xml:space="preserve"> with examples.</w:t>
+            </w:r>
           </w:p>
         </w:tc>
         <w:tc>
@@ -806,14 +866,7 @@
               <w:rPr>
                 <w:rFonts w:ascii="Times New Roman" w:hAnsi="Times New Roman" w:cs="Times New Roman"/>
               </w:rPr>
-              <w:t>(a</w:t>
-            </w:r>
-            <w:proofErr w:type="gramStart"/>
-            <w:r>
-              <w:rPr>
-                <w:rFonts w:ascii="Times New Roman" w:hAnsi="Times New Roman" w:cs="Times New Roman"/>
-              </w:rPr>
-              <w:t>)</w:t>
+              <w:t>(a)</w:t>
             </w:r>
             <w:r>
               <w:rPr>
@@ -823,18 +876,47 @@
             </w:r>
             <w:r>
               <w:rPr>
-                <w:rFonts w:ascii="Times New Roman" w:hAnsi="Times New Roman" w:cs="Times New Roman"/>
-                <w:lang w:val="en-US"/>
-              </w:rPr>
-              <w:t>Explain</w:t>
-            </w:r>
-            <w:proofErr w:type="gramEnd"/>
-            <w:r>
-              <w:rPr>
-                <w:rFonts w:ascii="Times New Roman" w:hAnsi="Times New Roman" w:cs="Times New Roman"/>
-                <w:lang w:val="en-US"/>
-              </w:rPr>
-              <w:t xml:space="preserve"> datagrams in Java.</w:t>
+                <w:rFonts w:ascii="Segoe UI" w:eastAsia="Times New Roman" w:hAnsi="Segoe UI" w:cs="Segoe UI"/>
+                <w:b/>
+                <w:color w:val="FAF9F5"/>
+                <w:sz w:val="21"/>
+                <w:szCs w:val="21"/>
+              </w:rPr>
+              <w:t xml:space="preserve"> </w:t>
+            </w:r>
+            <w:r>
+              <w:rPr>
+                <w:rFonts w:ascii="Times New Roman" w:hAnsi="Times New Roman" w:cs="Times New Roman"/>
+              </w:rPr>
+              <w:t xml:space="preserve">What is an Updatable </w:t>
+            </w:r>
+            <w:proofErr w:type="spellStart"/>
+            <w:r>
+              <w:rPr>
+                <w:rFonts w:ascii="Times New Roman" w:hAnsi="Times New Roman" w:cs="Times New Roman"/>
+              </w:rPr>
+              <w:t>ResultSet</w:t>
+            </w:r>
+            <w:proofErr w:type="spellEnd"/>
+            <w:r>
+              <w:rPr>
+                <w:rFonts w:ascii="Times New Roman" w:hAnsi="Times New Roman" w:cs="Times New Roman"/>
+              </w:rPr>
+              <w:t xml:space="preserve">? Explain with </w:t>
+            </w:r>
+            <w:proofErr w:type="spellStart"/>
+            <w:r>
+              <w:rPr>
+                <w:rFonts w:ascii="Times New Roman" w:hAnsi="Times New Roman" w:cs="Times New Roman"/>
+              </w:rPr>
+              <w:t>ResultSetMetaData</w:t>
+            </w:r>
+            <w:proofErr w:type="spellEnd"/>
+            <w:r>
+              <w:rPr>
+                <w:rFonts w:ascii="Times New Roman" w:hAnsi="Times New Roman" w:cs="Times New Roman"/>
+              </w:rPr>
+              <w:t xml:space="preserve"> and a suitable example.</w:t>
             </w:r>
             <w:r>
               <w:rPr>
@@ -914,7 +996,7 @@
                 <w:rFonts w:ascii="Times New Roman" w:hAnsi="Times New Roman" w:cs="Times New Roman"/>
                 <w:lang w:val="en-US"/>
               </w:rPr>
-              <w:t>Describe</w:t>
+              <w:t>Explain</w:t>
             </w:r>
             <w:proofErr w:type="gramEnd"/>
             <w:r>
@@ -922,7 +1004,7 @@
                 <w:rFonts w:ascii="Times New Roman" w:hAnsi="Times New Roman" w:cs="Times New Roman"/>
                 <w:lang w:val="en-US"/>
               </w:rPr>
-              <w:t xml:space="preserve"> any five important classes such as Socket, </w:t>
+              <w:t xml:space="preserve"> Transaction Management in JDBC with commit, rollback, and </w:t>
             </w:r>
             <w:proofErr w:type="spellStart"/>
             <w:r>
@@ -930,39 +1012,7 @@
                 <w:rFonts w:ascii="Times New Roman" w:hAnsi="Times New Roman" w:cs="Times New Roman"/>
                 <w:lang w:val="en-US"/>
               </w:rPr>
-              <w:t>ServerSocket</w:t>
-            </w:r>
-            <w:proofErr w:type="spellEnd"/>
-            <w:r>
-              <w:rPr>
-                <w:rFonts w:ascii="Times New Roman" w:hAnsi="Times New Roman" w:cs="Times New Roman"/>
-                <w:lang w:val="en-US"/>
-              </w:rPr>
-              <w:t xml:space="preserve">, </w:t>
-            </w:r>
-            <w:proofErr w:type="spellStart"/>
-            <w:r>
-              <w:rPr>
-                <w:rFonts w:ascii="Times New Roman" w:hAnsi="Times New Roman" w:cs="Times New Roman"/>
-                <w:lang w:val="en-US"/>
-              </w:rPr>
-              <w:t>InetAddress</w:t>
-            </w:r>
-            <w:proofErr w:type="spellEnd"/>
-            <w:r>
-              <w:rPr>
-                <w:rFonts w:ascii="Times New Roman" w:hAnsi="Times New Roman" w:cs="Times New Roman"/>
-                <w:lang w:val="en-US"/>
-              </w:rPr>
-              <w:t xml:space="preserve">, URL, and </w:t>
-            </w:r>
-            <w:proofErr w:type="spellStart"/>
-            <w:r>
-              <w:rPr>
-                <w:rFonts w:ascii="Times New Roman" w:hAnsi="Times New Roman" w:cs="Times New Roman"/>
-                <w:lang w:val="en-US"/>
-              </w:rPr>
-              <w:t>URLConnection</w:t>
+              <w:t>savepoints</w:t>
             </w:r>
             <w:proofErr w:type="spellEnd"/>
             <w:r>
@@ -1011,24 +1061,6 @@
           <w:color w:val="000000"/>
         </w:rPr>
       </w:pPr>
-    </w:p>
-    <w:p>
-      <w:pPr>
-        <w:pBdr>
-          <w:top w:val="nil"/>
-          <w:left w:val="nil"/>
-          <w:bottom w:val="nil"/>
-          <w:right w:val="nil"/>
-          <w:between w:val="nil"/>
-        </w:pBdr>
-        <w:spacing w:after="0" w:line="240" w:lineRule="auto"/>
-        <w:ind w:left="2880" w:firstLine="720"/>
-        <w:jc w:val="both"/>
-        <w:rPr>
-          <w:rFonts w:ascii="Times New Roman" w:eastAsia="Times New Roman" w:hAnsi="Times New Roman" w:cs="Times New Roman"/>
-          <w:color w:val="000000"/>
-        </w:rPr>
-      </w:pPr>
       <w:r>
         <w:rPr>
           <w:rFonts w:ascii="Times New Roman" w:eastAsia="Times New Roman" w:hAnsi="Times New Roman" w:cs="Times New Roman"/>
@@ -1257,13 +1289,25 @@
         <w:rPr>
           <w:rFonts w:ascii="Times New Roman" w:eastAsia="Times New Roman" w:hAnsi="Times New Roman" w:cs="Times New Roman"/>
         </w:rPr>
-        <w:t>27</w:t>
-      </w:r>
-      <w:r>
-        <w:rPr>
-          <w:rFonts w:ascii="Times New Roman" w:eastAsia="Times New Roman" w:hAnsi="Times New Roman" w:cs="Times New Roman"/>
-        </w:rPr>
-        <w:t>-1-202</w:t>
+        <w:t>16</w:t>
+      </w:r>
+      <w:r>
+        <w:rPr>
+          <w:rFonts w:ascii="Times New Roman" w:eastAsia="Times New Roman" w:hAnsi="Times New Roman" w:cs="Times New Roman"/>
+        </w:rPr>
+        <w:t>-</w:t>
+      </w:r>
+      <w:r>
+        <w:rPr>
+          <w:rFonts w:ascii="Times New Roman" w:eastAsia="Times New Roman" w:hAnsi="Times New Roman" w:cs="Times New Roman"/>
+        </w:rPr>
+        <w:t>03</w:t>
+      </w:r>
+      <w:r>
+        <w:rPr>
+          <w:rFonts w:ascii="Times New Roman" w:eastAsia="Times New Roman" w:hAnsi="Times New Roman" w:cs="Times New Roman"/>
+        </w:rPr>
+        <w:t>-202</w:t>
       </w:r>
       <w:r>
         <w:rPr>
@@ -1318,7 +1362,7 @@
       <w:pPr>
         <w:numPr>
           <w:ilvl w:val="0"/>
-          <w:numId w:val="9"/>
+          <w:numId w:val="10"/>
         </w:numPr>
         <w:pBdr>
           <w:top w:val="nil"/>
@@ -1346,7 +1390,7 @@
       <w:pPr>
         <w:numPr>
           <w:ilvl w:val="0"/>
-          <w:numId w:val="9"/>
+          <w:numId w:val="10"/>
         </w:numPr>
         <w:pBdr>
           <w:top w:val="nil"/>
@@ -1374,7 +1418,7 @@
       <w:pPr>
         <w:numPr>
           <w:ilvl w:val="0"/>
-          <w:numId w:val="9"/>
+          <w:numId w:val="10"/>
         </w:numPr>
         <w:pBdr>
           <w:top w:val="nil"/>
@@ -1528,7 +1572,7 @@
                 <w:rFonts w:ascii="Times New Roman" w:hAnsi="Times New Roman" w:cs="Times New Roman"/>
                 <w:lang w:val="en-US"/>
               </w:rPr>
-              <w:t>Define</w:t>
+              <w:t>Explain</w:t>
             </w:r>
             <w:proofErr w:type="gramEnd"/>
             <w:r>
@@ -1536,7 +1580,23 @@
                 <w:rFonts w:ascii="Times New Roman" w:hAnsi="Times New Roman" w:cs="Times New Roman"/>
                 <w:lang w:val="en-US"/>
               </w:rPr>
-              <w:t xml:space="preserve"> computer networks and explain what a socket is.</w:t>
+              <w:t xml:space="preserve"> the JDBC connectivity model and the role of </w:t>
+            </w:r>
+            <w:proofErr w:type="spellStart"/>
+            <w:r>
+              <w:rPr>
+                <w:rFonts w:ascii="Times New Roman" w:hAnsi="Times New Roman" w:cs="Times New Roman"/>
+                <w:lang w:val="en-US"/>
+              </w:rPr>
+              <w:t>DriverManager</w:t>
+            </w:r>
+            <w:proofErr w:type="spellEnd"/>
+            <w:r>
+              <w:rPr>
+                <w:rFonts w:ascii="Times New Roman" w:hAnsi="Times New Roman" w:cs="Times New Roman"/>
+                <w:lang w:val="en-US"/>
+              </w:rPr>
+              <w:t>.</w:t>
             </w:r>
           </w:p>
         </w:tc>
@@ -1603,7 +1663,7 @@
                 <w:rFonts w:ascii="Times New Roman" w:hAnsi="Times New Roman" w:cs="Times New Roman"/>
                 <w:lang w:val="en-US"/>
               </w:rPr>
-              <w:t>What</w:t>
+              <w:t>Write</w:t>
             </w:r>
             <w:proofErr w:type="gramEnd"/>
             <w:r>
@@ -1611,7 +1671,23 @@
                 <w:rFonts w:ascii="Times New Roman" w:hAnsi="Times New Roman" w:cs="Times New Roman"/>
                 <w:lang w:val="en-US"/>
               </w:rPr>
-              <w:t xml:space="preserve"> is a TCP/IP client socket?</w:t>
+              <w:t xml:space="preserve"> a JDBC program to connect to a database and execute a SELECT query using </w:t>
+            </w:r>
+            <w:proofErr w:type="spellStart"/>
+            <w:r>
+              <w:rPr>
+                <w:rFonts w:ascii="Times New Roman" w:hAnsi="Times New Roman" w:cs="Times New Roman"/>
+                <w:lang w:val="en-US"/>
+              </w:rPr>
+              <w:t>ResultSet</w:t>
+            </w:r>
+            <w:proofErr w:type="spellEnd"/>
+            <w:r>
+              <w:rPr>
+                <w:rFonts w:ascii="Times New Roman" w:hAnsi="Times New Roman" w:cs="Times New Roman"/>
+                <w:lang w:val="en-US"/>
+              </w:rPr>
+              <w:t>.</w:t>
             </w:r>
           </w:p>
         </w:tc>
@@ -1775,7 +1851,7 @@
                 <w:rFonts w:ascii="Times New Roman" w:hAnsi="Times New Roman" w:cs="Times New Roman"/>
                 <w:lang w:val="en-US"/>
               </w:rPr>
-              <w:t>Explain</w:t>
+              <w:t>Differentiate</w:t>
             </w:r>
             <w:proofErr w:type="gramEnd"/>
             <w:r>
@@ -1783,24 +1859,40 @@
                 <w:rFonts w:ascii="Times New Roman" w:hAnsi="Times New Roman" w:cs="Times New Roman"/>
                 <w:lang w:val="en-US"/>
               </w:rPr>
-              <w:t xml:space="preserve"> the structure of a URL and its uses in </w:t>
-            </w:r>
-            <w:proofErr w:type="gramStart"/>
-            <w:r>
-              <w:rPr>
-                <w:rFonts w:ascii="Times New Roman" w:hAnsi="Times New Roman" w:cs="Times New Roman"/>
-                <w:lang w:val="en-US"/>
-              </w:rPr>
-              <w:t>Java.</w:t>
-            </w:r>
-            <w:r>
-              <w:rPr>
-                <w:rFonts w:ascii="Times New Roman" w:hAnsi="Times New Roman" w:cs="Times New Roman"/>
-                <w:lang w:val="en-US"/>
-              </w:rPr>
-              <w:t>.</w:t>
-            </w:r>
-            <w:proofErr w:type="gramEnd"/>
+              <w:t xml:space="preserve"> Statement, </w:t>
+            </w:r>
+            <w:proofErr w:type="spellStart"/>
+            <w:r>
+              <w:rPr>
+                <w:rFonts w:ascii="Times New Roman" w:hAnsi="Times New Roman" w:cs="Times New Roman"/>
+                <w:lang w:val="en-US"/>
+              </w:rPr>
+              <w:t>PreparedStatement</w:t>
+            </w:r>
+            <w:proofErr w:type="spellEnd"/>
+            <w:r>
+              <w:rPr>
+                <w:rFonts w:ascii="Times New Roman" w:hAnsi="Times New Roman" w:cs="Times New Roman"/>
+                <w:lang w:val="en-US"/>
+              </w:rPr>
+              <w:t xml:space="preserve">, and </w:t>
+            </w:r>
+            <w:proofErr w:type="spellStart"/>
+            <w:r>
+              <w:rPr>
+                <w:rFonts w:ascii="Times New Roman" w:hAnsi="Times New Roman" w:cs="Times New Roman"/>
+                <w:lang w:val="en-US"/>
+              </w:rPr>
+              <w:t>CallableStatement</w:t>
+            </w:r>
+            <w:proofErr w:type="spellEnd"/>
+            <w:r>
+              <w:rPr>
+                <w:rFonts w:ascii="Times New Roman" w:hAnsi="Times New Roman" w:cs="Times New Roman"/>
+                <w:lang w:val="en-US"/>
+              </w:rPr>
+              <w:t xml:space="preserve"> with examples.</w:t>
+            </w:r>
           </w:p>
         </w:tc>
         <w:tc>
@@ -1858,14 +1950,7 @@
               <w:rPr>
                 <w:rFonts w:ascii="Times New Roman" w:hAnsi="Times New Roman" w:cs="Times New Roman"/>
               </w:rPr>
-              <w:t>(a</w:t>
-            </w:r>
-            <w:proofErr w:type="gramStart"/>
-            <w:r>
-              <w:rPr>
-                <w:rFonts w:ascii="Times New Roman" w:hAnsi="Times New Roman" w:cs="Times New Roman"/>
-              </w:rPr>
-              <w:t>)</w:t>
+              <w:t>(a)</w:t>
             </w:r>
             <w:r>
               <w:rPr>
@@ -1875,18 +1960,47 @@
             </w:r>
             <w:r>
               <w:rPr>
-                <w:rFonts w:ascii="Times New Roman" w:hAnsi="Times New Roman" w:cs="Times New Roman"/>
-                <w:lang w:val="en-US"/>
-              </w:rPr>
-              <w:t>Explain</w:t>
-            </w:r>
-            <w:proofErr w:type="gramEnd"/>
-            <w:r>
-              <w:rPr>
-                <w:rFonts w:ascii="Times New Roman" w:hAnsi="Times New Roman" w:cs="Times New Roman"/>
-                <w:lang w:val="en-US"/>
-              </w:rPr>
-              <w:t xml:space="preserve"> datagrams in Java.</w:t>
+                <w:rFonts w:ascii="Segoe UI" w:eastAsia="Times New Roman" w:hAnsi="Segoe UI" w:cs="Segoe UI"/>
+                <w:b/>
+                <w:color w:val="FAF9F5"/>
+                <w:sz w:val="21"/>
+                <w:szCs w:val="21"/>
+              </w:rPr>
+              <w:t xml:space="preserve"> </w:t>
+            </w:r>
+            <w:r>
+              <w:rPr>
+                <w:rFonts w:ascii="Times New Roman" w:hAnsi="Times New Roman" w:cs="Times New Roman"/>
+              </w:rPr>
+              <w:t xml:space="preserve">What is an Updatable </w:t>
+            </w:r>
+            <w:proofErr w:type="spellStart"/>
+            <w:r>
+              <w:rPr>
+                <w:rFonts w:ascii="Times New Roman" w:hAnsi="Times New Roman" w:cs="Times New Roman"/>
+              </w:rPr>
+              <w:t>ResultSet</w:t>
+            </w:r>
+            <w:proofErr w:type="spellEnd"/>
+            <w:r>
+              <w:rPr>
+                <w:rFonts w:ascii="Times New Roman" w:hAnsi="Times New Roman" w:cs="Times New Roman"/>
+              </w:rPr>
+              <w:t xml:space="preserve">? Explain with </w:t>
+            </w:r>
+            <w:proofErr w:type="spellStart"/>
+            <w:r>
+              <w:rPr>
+                <w:rFonts w:ascii="Times New Roman" w:hAnsi="Times New Roman" w:cs="Times New Roman"/>
+              </w:rPr>
+              <w:t>ResultSetMetaData</w:t>
+            </w:r>
+            <w:proofErr w:type="spellEnd"/>
+            <w:r>
+              <w:rPr>
+                <w:rFonts w:ascii="Times New Roman" w:hAnsi="Times New Roman" w:cs="Times New Roman"/>
+              </w:rPr>
+              <w:t xml:space="preserve"> and a suitable example.</w:t>
             </w:r>
             <w:r>
               <w:rPr>
@@ -1966,7 +2080,7 @@
                 <w:rFonts w:ascii="Times New Roman" w:hAnsi="Times New Roman" w:cs="Times New Roman"/>
                 <w:lang w:val="en-US"/>
               </w:rPr>
-              <w:t>Describe</w:t>
+              <w:t>Explain</w:t>
             </w:r>
             <w:proofErr w:type="gramEnd"/>
             <w:r>
@@ -1974,7 +2088,7 @@
                 <w:rFonts w:ascii="Times New Roman" w:hAnsi="Times New Roman" w:cs="Times New Roman"/>
                 <w:lang w:val="en-US"/>
               </w:rPr>
-              <w:t xml:space="preserve"> any five important classes such as Socket, </w:t>
+              <w:t xml:space="preserve"> Transaction Management in JDBC with commit, rollback, and </w:t>
             </w:r>
             <w:proofErr w:type="spellStart"/>
             <w:r>
@@ -1982,39 +2096,7 @@
                 <w:rFonts w:ascii="Times New Roman" w:hAnsi="Times New Roman" w:cs="Times New Roman"/>
                 <w:lang w:val="en-US"/>
               </w:rPr>
-              <w:t>ServerSocket</w:t>
-            </w:r>
-            <w:proofErr w:type="spellEnd"/>
-            <w:r>
-              <w:rPr>
-                <w:rFonts w:ascii="Times New Roman" w:hAnsi="Times New Roman" w:cs="Times New Roman"/>
-                <w:lang w:val="en-US"/>
-              </w:rPr>
-              <w:t xml:space="preserve">, </w:t>
-            </w:r>
-            <w:proofErr w:type="spellStart"/>
-            <w:r>
-              <w:rPr>
-                <w:rFonts w:ascii="Times New Roman" w:hAnsi="Times New Roman" w:cs="Times New Roman"/>
-                <w:lang w:val="en-US"/>
-              </w:rPr>
-              <w:t>InetAddress</w:t>
-            </w:r>
-            <w:proofErr w:type="spellEnd"/>
-            <w:r>
-              <w:rPr>
-                <w:rFonts w:ascii="Times New Roman" w:hAnsi="Times New Roman" w:cs="Times New Roman"/>
-                <w:lang w:val="en-US"/>
-              </w:rPr>
-              <w:t xml:space="preserve">, URL, and </w:t>
-            </w:r>
-            <w:proofErr w:type="spellStart"/>
-            <w:r>
-              <w:rPr>
-                <w:rFonts w:ascii="Times New Roman" w:hAnsi="Times New Roman" w:cs="Times New Roman"/>
-                <w:lang w:val="en-US"/>
-              </w:rPr>
-              <w:t>URLConnection</w:t>
+              <w:t>savepoints</w:t>
             </w:r>
             <w:proofErr w:type="spellEnd"/>
             <w:r>
@@ -2046,24 +2128,6 @@
         </w:tc>
       </w:tr>
     </w:tbl>
-    <w:p>
-      <w:pPr>
-        <w:pBdr>
-          <w:top w:val="nil"/>
-          <w:left w:val="nil"/>
-          <w:bottom w:val="nil"/>
-          <w:right w:val="nil"/>
-          <w:between w:val="nil"/>
-        </w:pBdr>
-        <w:spacing w:after="0" w:line="240" w:lineRule="auto"/>
-        <w:ind w:left="2880" w:firstLine="720"/>
-        <w:jc w:val="both"/>
-        <w:rPr>
-          <w:rFonts w:ascii="Times New Roman" w:eastAsia="Times New Roman" w:hAnsi="Times New Roman" w:cs="Times New Roman"/>
-          <w:color w:val="000000"/>
-        </w:rPr>
-      </w:pPr>
-    </w:p>
     <w:p>
       <w:pPr>
         <w:pBdr>
@@ -2623,6 +2687,92 @@
     </w:lvl>
   </w:abstractNum>
   <w:abstractNum w:abstractNumId="6" w15:restartNumberingAfterBreak="0">
+    <w:nsid w:val="3BA57686"/>
+    <w:multiLevelType w:val="multilevel"/>
+    <w:tmpl w:val="8C24C8B4"/>
+    <w:lvl w:ilvl="0">
+      <w:start w:val="1"/>
+      <w:numFmt w:val="decimal"/>
+      <w:lvlText w:val="%1."/>
+      <w:lvlJc w:val="left"/>
+      <w:pPr>
+        <w:ind w:left="1080" w:hanging="360"/>
+      </w:pPr>
+    </w:lvl>
+    <w:lvl w:ilvl="1">
+      <w:start w:val="1"/>
+      <w:numFmt w:val="lowerLetter"/>
+      <w:lvlText w:val="%2."/>
+      <w:lvlJc w:val="left"/>
+      <w:pPr>
+        <w:ind w:left="1800" w:hanging="360"/>
+      </w:pPr>
+    </w:lvl>
+    <w:lvl w:ilvl="2">
+      <w:start w:val="1"/>
+      <w:numFmt w:val="lowerRoman"/>
+      <w:lvlText w:val="%3."/>
+      <w:lvlJc w:val="right"/>
+      <w:pPr>
+        <w:ind w:left="2520" w:hanging="180"/>
+      </w:pPr>
+    </w:lvl>
+    <w:lvl w:ilvl="3">
+      <w:start w:val="1"/>
+      <w:numFmt w:val="decimal"/>
+      <w:lvlText w:val="%4."/>
+      <w:lvlJc w:val="left"/>
+      <w:pPr>
+        <w:ind w:left="3240" w:hanging="360"/>
+      </w:pPr>
+    </w:lvl>
+    <w:lvl w:ilvl="4">
+      <w:start w:val="1"/>
+      <w:numFmt w:val="lowerLetter"/>
+      <w:lvlText w:val="%5."/>
+      <w:lvlJc w:val="left"/>
+      <w:pPr>
+        <w:ind w:left="3960" w:hanging="360"/>
+      </w:pPr>
+    </w:lvl>
+    <w:lvl w:ilvl="5">
+      <w:start w:val="1"/>
+      <w:numFmt w:val="lowerRoman"/>
+      <w:lvlText w:val="%6."/>
+      <w:lvlJc w:val="right"/>
+      <w:pPr>
+        <w:ind w:left="4680" w:hanging="180"/>
+      </w:pPr>
+    </w:lvl>
+    <w:lvl w:ilvl="6">
+      <w:start w:val="1"/>
+      <w:numFmt w:val="decimal"/>
+      <w:lvlText w:val="%7."/>
+      <w:lvlJc w:val="left"/>
+      <w:pPr>
+        <w:ind w:left="5400" w:hanging="360"/>
+      </w:pPr>
+    </w:lvl>
+    <w:lvl w:ilvl="7">
+      <w:start w:val="1"/>
+      <w:numFmt w:val="lowerLetter"/>
+      <w:lvlText w:val="%8."/>
+      <w:lvlJc w:val="left"/>
+      <w:pPr>
+        <w:ind w:left="6120" w:hanging="360"/>
+      </w:pPr>
+    </w:lvl>
+    <w:lvl w:ilvl="8">
+      <w:start w:val="1"/>
+      <w:numFmt w:val="lowerRoman"/>
+      <w:lvlText w:val="%9."/>
+      <w:lvlJc w:val="right"/>
+      <w:pPr>
+        <w:ind w:left="6840" w:hanging="180"/>
+      </w:pPr>
+    </w:lvl>
+  </w:abstractNum>
+  <w:abstractNum w:abstractNumId="7" w15:restartNumberingAfterBreak="0">
     <w:nsid w:val="4A7E17B9"/>
     <w:multiLevelType w:val="multilevel"/>
     <w:tmpl w:val="8C24C8B4"/>
@@ -2708,7 +2858,7 @@
       </w:pPr>
     </w:lvl>
   </w:abstractNum>
-  <w:abstractNum w:abstractNumId="7" w15:restartNumberingAfterBreak="0">
+  <w:abstractNum w:abstractNumId="8" w15:restartNumberingAfterBreak="0">
     <w:nsid w:val="6C8A3675"/>
     <w:multiLevelType w:val="multilevel"/>
     <w:tmpl w:val="8C24C8B4"/>
@@ -2794,7 +2944,7 @@
       </w:pPr>
     </w:lvl>
   </w:abstractNum>
-  <w:abstractNum w:abstractNumId="8" w15:restartNumberingAfterBreak="0">
+  <w:abstractNum w:abstractNumId="9" w15:restartNumberingAfterBreak="0">
     <w:nsid w:val="78151975"/>
     <w:multiLevelType w:val="multilevel"/>
     <w:tmpl w:val="A81A6C18"/>
@@ -2914,13 +3064,13 @@
     <w:abstractNumId w:val="0"/>
   </w:num>
   <w:num w:numId="3" w16cid:durableId="1542329099">
-    <w:abstractNumId w:val="6"/>
+    <w:abstractNumId w:val="7"/>
   </w:num>
   <w:num w:numId="4" w16cid:durableId="1567716802">
-    <w:abstractNumId w:val="7"/>
+    <w:abstractNumId w:val="8"/>
   </w:num>
   <w:num w:numId="5" w16cid:durableId="701982807">
-    <w:abstractNumId w:val="8"/>
+    <w:abstractNumId w:val="9"/>
   </w:num>
   <w:num w:numId="6" w16cid:durableId="496307425">
     <w:abstractNumId w:val="2"/>
@@ -2933,6 +3083,9 @@
   </w:num>
   <w:num w:numId="9" w16cid:durableId="1445148987">
     <w:abstractNumId w:val="1"/>
+  </w:num>
+  <w:num w:numId="10" w16cid:durableId="1054935731">
+    <w:abstractNumId w:val="6"/>
   </w:num>
 </w:numbering>
 </file>
@@ -3335,7 +3488,7 @@
   <w:style w:type="paragraph" w:default="1" w:styleId="Normal">
     <w:name w:val="Normal"/>
     <w:qFormat/>
-    <w:rsid w:val="009C0CA7"/>
+    <w:rsid w:val="00313629"/>
   </w:style>
   <w:style w:type="paragraph" w:styleId="Heading1">
     <w:name w:val="heading 1"/>
@@ -3456,7 +3609,6 @@
   <w:style w:type="character" w:default="1" w:styleId="DefaultParagraphFont">
     <w:name w:val="Default Paragraph Font"/>
     <w:uiPriority w:val="1"/>
-    <w:semiHidden/>
     <w:unhideWhenUsed/>
   </w:style>
   <w:style w:type="table" w:default="1" w:styleId="TableNormal">
